--- a/wi/running_tests.docx
+++ b/wi/running_tests.docx
@@ -1189,18 +1189,6 @@
         </w:rPr>
         <w:t xml:space="preserve">[ FAIL 0 | WARN 0 | SKIP 0 | PASS 18 ]</w:t>
       </w:r>
-      <w:r>
-        <w:br/>
-      </w:r>
-      <w:r>
-        <w:br/>
-      </w:r>
-      <w:r>
-        <w:rPr>
-          <w:rStyle w:val="VerbatimChar"/>
-        </w:rPr>
-        <w:t xml:space="preserve">You rock!</w:t>
-      </w:r>
     </w:p>
     <w:p>
       <w:pPr>
@@ -1406,7 +1394,7 @@
         <w:rPr>
           <w:rStyle w:val="VerbatimChar"/>
         </w:rPr>
-        <w:t xml:space="preserve">2026-09-11 </w:t>
+        <w:t xml:space="preserve">2026-09-14 </w:t>
       </w:r>
       <w:r>
         <w:br/>
@@ -1775,187 +1763,178 @@
         <w:rPr>
           <w:rStyle w:val="VerbatimChar"/>
         </w:rPr>
-        <w:t xml:space="preserve"> [1] generics_0.1.4        tidyr_1.3.2           praise_1.0.0         </w:t>
-      </w:r>
-      <w:r>
-        <w:br/>
-      </w:r>
-      <w:r>
-        <w:rPr>
-          <w:rStyle w:val="VerbatimChar"/>
-        </w:rPr>
-        <w:t xml:space="preserve"> [4] stringi_1.8.9         hms_1.1.4             digest_0.6.39        </w:t>
-      </w:r>
-      <w:r>
-        <w:br/>
-      </w:r>
-      <w:r>
-        <w:rPr>
-          <w:rStyle w:val="VerbatimChar"/>
-        </w:rPr>
-        <w:t xml:space="preserve"> [7] magrittr_2.0.5        RColorBrewer_1.1-3    grid_4.5.0           </w:t>
-      </w:r>
-      <w:r>
-        <w:br/>
-      </w:r>
-      <w:r>
-        <w:rPr>
-          <w:rStyle w:val="VerbatimChar"/>
-        </w:rPr>
-        <w:t xml:space="preserve">[10] evaluate_1.0.5        timechange_0.4.0      pkgload_1.5.3        </w:t>
-      </w:r>
-      <w:r>
-        <w:br/>
-      </w:r>
-      <w:r>
-        <w:rPr>
-          <w:rStyle w:val="VerbatimChar"/>
-        </w:rPr>
-        <w:t xml:space="preserve">[13] fastmap_1.2.0         rprojroot_2.1.1       jsonlite_2.0.0       </w:t>
-      </w:r>
-      <w:r>
-        <w:br/>
-      </w:r>
-      <w:r>
-        <w:rPr>
-          <w:rStyle w:val="VerbatimChar"/>
-        </w:rPr>
-        <w:t xml:space="preserve">[16] sessioninfo_1.2.4     cranlogs_2.1.1        brio_1.1.5           </w:t>
-      </w:r>
-      <w:r>
-        <w:br/>
-      </w:r>
-      <w:r>
-        <w:rPr>
-          <w:rStyle w:val="VerbatimChar"/>
-        </w:rPr>
-        <w:t xml:space="preserve">[19] conflicted_1.2.0      SCTORvalidation_0.4.5 httr_1.4.9           </w:t>
-      </w:r>
-      <w:r>
-        <w:br/>
-      </w:r>
-      <w:r>
-        <w:rPr>
-          <w:rStyle w:val="VerbatimChar"/>
-        </w:rPr>
-        <w:t xml:space="preserve">[22] purrr_1.2.2           scales_1.4.0          httr2_1.3.0          </w:t>
-      </w:r>
-      <w:r>
-        <w:br/>
-      </w:r>
-      <w:r>
-        <w:rPr>
-          <w:rStyle w:val="VerbatimChar"/>
-        </w:rPr>
-        <w:t xml:space="preserve">[25] cli_3.6.6             rlang_1.3.0           crayon_1.5.3         </w:t>
-      </w:r>
-      <w:r>
-        <w:br/>
-      </w:r>
-      <w:r>
-        <w:rPr>
-          <w:rStyle w:val="VerbatimChar"/>
-        </w:rPr>
-        <w:t xml:space="preserve">[28] gitcreds_0.1.2        withr_3.0.3           cachem_1.1.0         </w:t>
-      </w:r>
-      <w:r>
-        <w:br/>
-      </w:r>
-      <w:r>
-        <w:rPr>
-          <w:rStyle w:val="VerbatimChar"/>
-        </w:rPr>
-        <w:t xml:space="preserve">[31] yaml_2.3.12           otel_0.2.0            tools_4.5.0          </w:t>
-      </w:r>
-      <w:r>
-        <w:br/>
-      </w:r>
-      <w:r>
-        <w:rPr>
-          <w:rStyle w:val="VerbatimChar"/>
-        </w:rPr>
-        <w:t xml:space="preserve">[34] accrualPlot_1.0.10    tzdb_0.5.0            memoise_2.0.1        </w:t>
-      </w:r>
-      <w:r>
-        <w:br/>
-      </w:r>
-      <w:r>
-        <w:rPr>
-          <w:rStyle w:val="VerbatimChar"/>
-        </w:rPr>
-        <w:t xml:space="preserve">[37] dplyr_1.2.1           ggplot2_4.0.3         curl_8.0.0           </w:t>
-      </w:r>
-      <w:r>
-        <w:br/>
-      </w:r>
-      <w:r>
-        <w:rPr>
-          <w:rStyle w:val="VerbatimChar"/>
-        </w:rPr>
-        <w:t xml:space="preserve">[40] vctrs_0.7.3           R6_2.6.1              lifecycle_1.0.5      </w:t>
-      </w:r>
-      <w:r>
-        <w:br/>
-      </w:r>
-      <w:r>
-        <w:rPr>
-          <w:rStyle w:val="VerbatimChar"/>
-        </w:rPr>
-        <w:t xml:space="preserve">[43] stringr_1.6.0         waldo_0.6.2           pkgconfig_2.0.3      </w:t>
-      </w:r>
-      <w:r>
-        <w:br/>
-      </w:r>
-      <w:r>
-        <w:rPr>
-          <w:rStyle w:val="VerbatimChar"/>
-        </w:rPr>
-        <w:t xml:space="preserve">[46] desc_1.4.3            gtable_0.3.6          pillar_1.11.1        </w:t>
-      </w:r>
-      <w:r>
-        <w:br/>
-      </w:r>
-      <w:r>
-        <w:rPr>
-          <w:rStyle w:val="VerbatimChar"/>
-        </w:rPr>
-        <w:t xml:space="preserve">[49] glue_1.8.1            gh_1.6.1              xfun_0.60            </w:t>
-      </w:r>
-      <w:r>
-        <w:br/>
-      </w:r>
-      <w:r>
-        <w:rPr>
-          <w:rStyle w:val="VerbatimChar"/>
-        </w:rPr>
-        <w:t xml:space="preserve">[52] tibble_3.3.1          tidyselect_1.2.1      knitr_1.52           </w:t>
-      </w:r>
-      <w:r>
-        <w:br/>
-      </w:r>
-      <w:r>
-        <w:rPr>
-          <w:rStyle w:val="VerbatimChar"/>
-        </w:rPr>
-        <w:t xml:space="preserve">[55] farver_2.1.2          htmltools_0.5.9       rmarkdown_2.32       </w:t>
-      </w:r>
-      <w:r>
-        <w:br/>
-      </w:r>
-      <w:r>
-        <w:rPr>
-          <w:rStyle w:val="VerbatimChar"/>
-        </w:rPr>
-        <w:t xml:space="preserve">[58] readr_2.2.0           pkgsearch_3.1.5       compiler_4.5.0       </w:t>
-      </w:r>
-      <w:r>
-        <w:br/>
-      </w:r>
-      <w:r>
-        <w:rPr>
-          <w:rStyle w:val="VerbatimChar"/>
-        </w:rPr>
-        <w:t xml:space="preserve">[61] S7_0.2.2             </w:t>
+        <w:t xml:space="preserve"> [1] generics_0.1.4        tidyr_1.3.2           stringi_1.8.9        </w:t>
+      </w:r>
+      <w:r>
+        <w:br/>
+      </w:r>
+      <w:r>
+        <w:rPr>
+          <w:rStyle w:val="VerbatimChar"/>
+        </w:rPr>
+        <w:t xml:space="preserve"> [4] hms_1.1.4             digest_0.6.39         magrittr_2.0.5       </w:t>
+      </w:r>
+      <w:r>
+        <w:br/>
+      </w:r>
+      <w:r>
+        <w:rPr>
+          <w:rStyle w:val="VerbatimChar"/>
+        </w:rPr>
+        <w:t xml:space="preserve"> [7] RColorBrewer_1.1-3    grid_4.5.0            evaluate_1.0.5       </w:t>
+      </w:r>
+      <w:r>
+        <w:br/>
+      </w:r>
+      <w:r>
+        <w:rPr>
+          <w:rStyle w:val="VerbatimChar"/>
+        </w:rPr>
+        <w:t xml:space="preserve">[10] timechange_0.4.0      pkgload_1.5.3         fastmap_1.2.0        </w:t>
+      </w:r>
+      <w:r>
+        <w:br/>
+      </w:r>
+      <w:r>
+        <w:rPr>
+          <w:rStyle w:val="VerbatimChar"/>
+        </w:rPr>
+        <w:t xml:space="preserve">[13] rprojroot_2.1.1       jsonlite_2.0.0        sessioninfo_1.2.4    </w:t>
+      </w:r>
+      <w:r>
+        <w:br/>
+      </w:r>
+      <w:r>
+        <w:rPr>
+          <w:rStyle w:val="VerbatimChar"/>
+        </w:rPr>
+        <w:t xml:space="preserve">[16] cranlogs_2.1.1        brio_1.1.5            conflicted_1.2.0     </w:t>
+      </w:r>
+      <w:r>
+        <w:br/>
+      </w:r>
+      <w:r>
+        <w:rPr>
+          <w:rStyle w:val="VerbatimChar"/>
+        </w:rPr>
+        <w:t xml:space="preserve">[19] SCTORvalidation_0.4.5 httr_1.4.9            purrr_1.2.2          </w:t>
+      </w:r>
+      <w:r>
+        <w:br/>
+      </w:r>
+      <w:r>
+        <w:rPr>
+          <w:rStyle w:val="VerbatimChar"/>
+        </w:rPr>
+        <w:t xml:space="preserve">[22] scales_1.4.0          httr2_1.3.0           cli_3.6.6            </w:t>
+      </w:r>
+      <w:r>
+        <w:br/>
+      </w:r>
+      <w:r>
+        <w:rPr>
+          <w:rStyle w:val="VerbatimChar"/>
+        </w:rPr>
+        <w:t xml:space="preserve">[25] rlang_1.3.0           crayon_1.5.3          gitcreds_0.1.2       </w:t>
+      </w:r>
+      <w:r>
+        <w:br/>
+      </w:r>
+      <w:r>
+        <w:rPr>
+          <w:rStyle w:val="VerbatimChar"/>
+        </w:rPr>
+        <w:t xml:space="preserve">[28] withr_3.0.3           cachem_1.1.0          yaml_2.3.12          </w:t>
+      </w:r>
+      <w:r>
+        <w:br/>
+      </w:r>
+      <w:r>
+        <w:rPr>
+          <w:rStyle w:val="VerbatimChar"/>
+        </w:rPr>
+        <w:t xml:space="preserve">[31] otel_0.2.0            tools_4.5.0           accrualPlot_1.0.10   </w:t>
+      </w:r>
+      <w:r>
+        <w:br/>
+      </w:r>
+      <w:r>
+        <w:rPr>
+          <w:rStyle w:val="VerbatimChar"/>
+        </w:rPr>
+        <w:t xml:space="preserve">[34] tzdb_0.5.0            memoise_2.0.1         dplyr_1.2.1          </w:t>
+      </w:r>
+      <w:r>
+        <w:br/>
+      </w:r>
+      <w:r>
+        <w:rPr>
+          <w:rStyle w:val="VerbatimChar"/>
+        </w:rPr>
+        <w:t xml:space="preserve">[37] ggplot2_4.0.3         curl_8.0.0            vctrs_0.7.3          </w:t>
+      </w:r>
+      <w:r>
+        <w:br/>
+      </w:r>
+      <w:r>
+        <w:rPr>
+          <w:rStyle w:val="VerbatimChar"/>
+        </w:rPr>
+        <w:t xml:space="preserve">[40] R6_2.6.1              lifecycle_1.0.5       stringr_1.6.0        </w:t>
+      </w:r>
+      <w:r>
+        <w:br/>
+      </w:r>
+      <w:r>
+        <w:rPr>
+          <w:rStyle w:val="VerbatimChar"/>
+        </w:rPr>
+        <w:t xml:space="preserve">[43] waldo_0.6.2           pkgconfig_2.0.3       desc_1.4.3           </w:t>
+      </w:r>
+      <w:r>
+        <w:br/>
+      </w:r>
+      <w:r>
+        <w:rPr>
+          <w:rStyle w:val="VerbatimChar"/>
+        </w:rPr>
+        <w:t xml:space="preserve">[46] gtable_0.3.6          pillar_1.11.1         glue_1.8.1           </w:t>
+      </w:r>
+      <w:r>
+        <w:br/>
+      </w:r>
+      <w:r>
+        <w:rPr>
+          <w:rStyle w:val="VerbatimChar"/>
+        </w:rPr>
+        <w:t xml:space="preserve">[49] gh_1.6.1              xfun_0.60             tibble_3.3.1         </w:t>
+      </w:r>
+      <w:r>
+        <w:br/>
+      </w:r>
+      <w:r>
+        <w:rPr>
+          <w:rStyle w:val="VerbatimChar"/>
+        </w:rPr>
+        <w:t xml:space="preserve">[52] tidyselect_1.2.1      knitr_1.52            farver_2.1.2         </w:t>
+      </w:r>
+      <w:r>
+        <w:br/>
+      </w:r>
+      <w:r>
+        <w:rPr>
+          <w:rStyle w:val="VerbatimChar"/>
+        </w:rPr>
+        <w:t xml:space="preserve">[55] htmltools_0.5.9       rmarkdown_2.32        readr_2.2.0          </w:t>
+      </w:r>
+      <w:r>
+        <w:br/>
+      </w:r>
+      <w:r>
+        <w:rPr>
+          <w:rStyle w:val="VerbatimChar"/>
+        </w:rPr>
+        <w:t xml:space="preserve">[58] pkgsearch_3.1.5       compiler_4.5.0        S7_0.2.2             </w:t>
       </w:r>
       <w:r>
         <w:br/>

--- a/wi/running_tests.docx
+++ b/wi/running_tests.docx
@@ -1394,7 +1394,7 @@
         <w:rPr>
           <w:rStyle w:val="VerbatimChar"/>
         </w:rPr>
-        <w:t xml:space="preserve">2026-09-14 </w:t>
+        <w:t xml:space="preserve">2026-09-15 </w:t>
       </w:r>
       <w:r>
         <w:br/>

--- a/wi/running_tests.docx
+++ b/wi/running_tests.docx
@@ -1394,7 +1394,7 @@
         <w:rPr>
           <w:rStyle w:val="VerbatimChar"/>
         </w:rPr>
-        <w:t xml:space="preserve">2026-09-15 </w:t>
+        <w:t xml:space="preserve">2026-09-16 </w:t>
       </w:r>
       <w:r>
         <w:br/>

--- a/wi/running_tests.docx
+++ b/wi/running_tests.docx
@@ -1189,6 +1189,18 @@
         </w:rPr>
         <w:t xml:space="preserve">[ FAIL 0 | WARN 0 | SKIP 0 | PASS 18 ]</w:t>
       </w:r>
+      <w:r>
+        <w:br/>
+      </w:r>
+      <w:r>
+        <w:br/>
+      </w:r>
+      <w:r>
+        <w:rPr>
+          <w:rStyle w:val="VerbatimChar"/>
+        </w:rPr>
+        <w:t xml:space="preserve">😸</w:t>
+      </w:r>
     </w:p>
     <w:p>
       <w:pPr>
@@ -1394,7 +1406,7 @@
         <w:rPr>
           <w:rStyle w:val="VerbatimChar"/>
         </w:rPr>
-        <w:t xml:space="preserve">2026-09-16 </w:t>
+        <w:t xml:space="preserve">2026-09-17 </w:t>
       </w:r>
       <w:r>
         <w:br/>
@@ -1763,178 +1775,187 @@
         <w:rPr>
           <w:rStyle w:val="VerbatimChar"/>
         </w:rPr>
-        <w:t xml:space="preserve"> [1] generics_0.1.4        tidyr_1.3.2           stringi_1.8.9        </w:t>
-      </w:r>
-      <w:r>
-        <w:br/>
-      </w:r>
-      <w:r>
-        <w:rPr>
-          <w:rStyle w:val="VerbatimChar"/>
-        </w:rPr>
-        <w:t xml:space="preserve"> [4] hms_1.1.4             digest_0.6.39         magrittr_2.0.5       </w:t>
-      </w:r>
-      <w:r>
-        <w:br/>
-      </w:r>
-      <w:r>
-        <w:rPr>
-          <w:rStyle w:val="VerbatimChar"/>
-        </w:rPr>
-        <w:t xml:space="preserve"> [7] RColorBrewer_1.1-3    grid_4.5.0            evaluate_1.0.5       </w:t>
-      </w:r>
-      <w:r>
-        <w:br/>
-      </w:r>
-      <w:r>
-        <w:rPr>
-          <w:rStyle w:val="VerbatimChar"/>
-        </w:rPr>
-        <w:t xml:space="preserve">[10] timechange_0.4.0      pkgload_1.5.3         fastmap_1.2.0        </w:t>
-      </w:r>
-      <w:r>
-        <w:br/>
-      </w:r>
-      <w:r>
-        <w:rPr>
-          <w:rStyle w:val="VerbatimChar"/>
-        </w:rPr>
-        <w:t xml:space="preserve">[13] rprojroot_2.1.1       jsonlite_2.0.0        sessioninfo_1.2.4    </w:t>
-      </w:r>
-      <w:r>
-        <w:br/>
-      </w:r>
-      <w:r>
-        <w:rPr>
-          <w:rStyle w:val="VerbatimChar"/>
-        </w:rPr>
-        <w:t xml:space="preserve">[16] cranlogs_2.1.1        brio_1.1.5            conflicted_1.2.0     </w:t>
-      </w:r>
-      <w:r>
-        <w:br/>
-      </w:r>
-      <w:r>
-        <w:rPr>
-          <w:rStyle w:val="VerbatimChar"/>
-        </w:rPr>
-        <w:t xml:space="preserve">[19] SCTORvalidation_0.4.5 httr_1.4.9            purrr_1.2.2          </w:t>
-      </w:r>
-      <w:r>
-        <w:br/>
-      </w:r>
-      <w:r>
-        <w:rPr>
-          <w:rStyle w:val="VerbatimChar"/>
-        </w:rPr>
-        <w:t xml:space="preserve">[22] scales_1.4.0          httr2_1.3.0           cli_3.6.6            </w:t>
-      </w:r>
-      <w:r>
-        <w:br/>
-      </w:r>
-      <w:r>
-        <w:rPr>
-          <w:rStyle w:val="VerbatimChar"/>
-        </w:rPr>
-        <w:t xml:space="preserve">[25] rlang_1.3.0           crayon_1.5.3          gitcreds_0.1.2       </w:t>
-      </w:r>
-      <w:r>
-        <w:br/>
-      </w:r>
-      <w:r>
-        <w:rPr>
-          <w:rStyle w:val="VerbatimChar"/>
-        </w:rPr>
-        <w:t xml:space="preserve">[28] withr_3.0.3           cachem_1.1.0          yaml_2.3.12          </w:t>
-      </w:r>
-      <w:r>
-        <w:br/>
-      </w:r>
-      <w:r>
-        <w:rPr>
-          <w:rStyle w:val="VerbatimChar"/>
-        </w:rPr>
-        <w:t xml:space="preserve">[31] otel_0.2.0            tools_4.5.0           accrualPlot_1.0.10   </w:t>
-      </w:r>
-      <w:r>
-        <w:br/>
-      </w:r>
-      <w:r>
-        <w:rPr>
-          <w:rStyle w:val="VerbatimChar"/>
-        </w:rPr>
-        <w:t xml:space="preserve">[34] tzdb_0.5.0            memoise_2.0.1         dplyr_1.2.1          </w:t>
-      </w:r>
-      <w:r>
-        <w:br/>
-      </w:r>
-      <w:r>
-        <w:rPr>
-          <w:rStyle w:val="VerbatimChar"/>
-        </w:rPr>
-        <w:t xml:space="preserve">[37] ggplot2_4.0.3         curl_8.0.0            vctrs_0.7.3          </w:t>
-      </w:r>
-      <w:r>
-        <w:br/>
-      </w:r>
-      <w:r>
-        <w:rPr>
-          <w:rStyle w:val="VerbatimChar"/>
-        </w:rPr>
-        <w:t xml:space="preserve">[40] R6_2.6.1              lifecycle_1.0.5       stringr_1.6.0        </w:t>
-      </w:r>
-      <w:r>
-        <w:br/>
-      </w:r>
-      <w:r>
-        <w:rPr>
-          <w:rStyle w:val="VerbatimChar"/>
-        </w:rPr>
-        <w:t xml:space="preserve">[43] waldo_0.6.2           pkgconfig_2.0.3       desc_1.4.3           </w:t>
-      </w:r>
-      <w:r>
-        <w:br/>
-      </w:r>
-      <w:r>
-        <w:rPr>
-          <w:rStyle w:val="VerbatimChar"/>
-        </w:rPr>
-        <w:t xml:space="preserve">[46] gtable_0.3.6          pillar_1.11.1         glue_1.8.1           </w:t>
-      </w:r>
-      <w:r>
-        <w:br/>
-      </w:r>
-      <w:r>
-        <w:rPr>
-          <w:rStyle w:val="VerbatimChar"/>
-        </w:rPr>
-        <w:t xml:space="preserve">[49] gh_1.6.1              xfun_0.60             tibble_3.3.1         </w:t>
-      </w:r>
-      <w:r>
-        <w:br/>
-      </w:r>
-      <w:r>
-        <w:rPr>
-          <w:rStyle w:val="VerbatimChar"/>
-        </w:rPr>
-        <w:t xml:space="preserve">[52] tidyselect_1.2.1      knitr_1.52            farver_2.1.2         </w:t>
-      </w:r>
-      <w:r>
-        <w:br/>
-      </w:r>
-      <w:r>
-        <w:rPr>
-          <w:rStyle w:val="VerbatimChar"/>
-        </w:rPr>
-        <w:t xml:space="preserve">[55] htmltools_0.5.9       rmarkdown_2.32        readr_2.2.0          </w:t>
-      </w:r>
-      <w:r>
-        <w:br/>
-      </w:r>
-      <w:r>
-        <w:rPr>
-          <w:rStyle w:val="VerbatimChar"/>
-        </w:rPr>
-        <w:t xml:space="preserve">[58] pkgsearch_3.1.5       compiler_4.5.0        S7_0.2.2             </w:t>
+        <w:t xml:space="preserve"> [1] generics_0.1.4        tidyr_1.3.2           praise_1.0.0         </w:t>
+      </w:r>
+      <w:r>
+        <w:br/>
+      </w:r>
+      <w:r>
+        <w:rPr>
+          <w:rStyle w:val="VerbatimChar"/>
+        </w:rPr>
+        <w:t xml:space="preserve"> [4] stringi_1.8.9         hms_1.1.4             digest_0.6.39        </w:t>
+      </w:r>
+      <w:r>
+        <w:br/>
+      </w:r>
+      <w:r>
+        <w:rPr>
+          <w:rStyle w:val="VerbatimChar"/>
+        </w:rPr>
+        <w:t xml:space="preserve"> [7] magrittr_2.0.5        RColorBrewer_1.1-3    grid_4.5.0           </w:t>
+      </w:r>
+      <w:r>
+        <w:br/>
+      </w:r>
+      <w:r>
+        <w:rPr>
+          <w:rStyle w:val="VerbatimChar"/>
+        </w:rPr>
+        <w:t xml:space="preserve">[10] evaluate_1.0.5        timechange_0.4.0      pkgload_1.5.3        </w:t>
+      </w:r>
+      <w:r>
+        <w:br/>
+      </w:r>
+      <w:r>
+        <w:rPr>
+          <w:rStyle w:val="VerbatimChar"/>
+        </w:rPr>
+        <w:t xml:space="preserve">[13] fastmap_1.2.0         rprojroot_2.1.1       jsonlite_2.0.0       </w:t>
+      </w:r>
+      <w:r>
+        <w:br/>
+      </w:r>
+      <w:r>
+        <w:rPr>
+          <w:rStyle w:val="VerbatimChar"/>
+        </w:rPr>
+        <w:t xml:space="preserve">[16] sessioninfo_1.2.4     cranlogs_2.1.1        brio_1.1.5           </w:t>
+      </w:r>
+      <w:r>
+        <w:br/>
+      </w:r>
+      <w:r>
+        <w:rPr>
+          <w:rStyle w:val="VerbatimChar"/>
+        </w:rPr>
+        <w:t xml:space="preserve">[19] conflicted_1.2.0      SCTORvalidation_0.4.5 httr_1.4.9           </w:t>
+      </w:r>
+      <w:r>
+        <w:br/>
+      </w:r>
+      <w:r>
+        <w:rPr>
+          <w:rStyle w:val="VerbatimChar"/>
+        </w:rPr>
+        <w:t xml:space="preserve">[22] purrr_1.2.2           scales_1.4.0          httr2_1.3.0          </w:t>
+      </w:r>
+      <w:r>
+        <w:br/>
+      </w:r>
+      <w:r>
+        <w:rPr>
+          <w:rStyle w:val="VerbatimChar"/>
+        </w:rPr>
+        <w:t xml:space="preserve">[25] cli_3.6.6             rlang_1.3.0           crayon_1.5.3         </w:t>
+      </w:r>
+      <w:r>
+        <w:br/>
+      </w:r>
+      <w:r>
+        <w:rPr>
+          <w:rStyle w:val="VerbatimChar"/>
+        </w:rPr>
+        <w:t xml:space="preserve">[28] gitcreds_0.1.2        withr_3.0.3           cachem_1.1.0         </w:t>
+      </w:r>
+      <w:r>
+        <w:br/>
+      </w:r>
+      <w:r>
+        <w:rPr>
+          <w:rStyle w:val="VerbatimChar"/>
+        </w:rPr>
+        <w:t xml:space="preserve">[31] yaml_2.3.12           otel_0.2.0            tools_4.5.0          </w:t>
+      </w:r>
+      <w:r>
+        <w:br/>
+      </w:r>
+      <w:r>
+        <w:rPr>
+          <w:rStyle w:val="VerbatimChar"/>
+        </w:rPr>
+        <w:t xml:space="preserve">[34] accrualPlot_1.0.10    tzdb_0.5.0            memoise_2.0.1        </w:t>
+      </w:r>
+      <w:r>
+        <w:br/>
+      </w:r>
+      <w:r>
+        <w:rPr>
+          <w:rStyle w:val="VerbatimChar"/>
+        </w:rPr>
+        <w:t xml:space="preserve">[37] dplyr_1.2.1           ggplot2_4.0.3         curl_8.0.0           </w:t>
+      </w:r>
+      <w:r>
+        <w:br/>
+      </w:r>
+      <w:r>
+        <w:rPr>
+          <w:rStyle w:val="VerbatimChar"/>
+        </w:rPr>
+        <w:t xml:space="preserve">[40] vctrs_0.7.3           R6_2.6.1              lifecycle_1.0.5      </w:t>
+      </w:r>
+      <w:r>
+        <w:br/>
+      </w:r>
+      <w:r>
+        <w:rPr>
+          <w:rStyle w:val="VerbatimChar"/>
+        </w:rPr>
+        <w:t xml:space="preserve">[43] stringr_1.6.0         waldo_0.6.2           pkgconfig_2.0.3      </w:t>
+      </w:r>
+      <w:r>
+        <w:br/>
+      </w:r>
+      <w:r>
+        <w:rPr>
+          <w:rStyle w:val="VerbatimChar"/>
+        </w:rPr>
+        <w:t xml:space="preserve">[46] desc_1.4.3            gtable_0.3.6          pillar_1.11.1        </w:t>
+      </w:r>
+      <w:r>
+        <w:br/>
+      </w:r>
+      <w:r>
+        <w:rPr>
+          <w:rStyle w:val="VerbatimChar"/>
+        </w:rPr>
+        <w:t xml:space="preserve">[49] glue_1.8.1            gh_1.6.1              xfun_0.61            </w:t>
+      </w:r>
+      <w:r>
+        <w:br/>
+      </w:r>
+      <w:r>
+        <w:rPr>
+          <w:rStyle w:val="VerbatimChar"/>
+        </w:rPr>
+        <w:t xml:space="preserve">[52] tibble_3.3.1          tidyselect_1.2.1      knitr_1.52           </w:t>
+      </w:r>
+      <w:r>
+        <w:br/>
+      </w:r>
+      <w:r>
+        <w:rPr>
+          <w:rStyle w:val="VerbatimChar"/>
+        </w:rPr>
+        <w:t xml:space="preserve">[55] farver_2.1.2          htmltools_0.5.9       rmarkdown_2.32       </w:t>
+      </w:r>
+      <w:r>
+        <w:br/>
+      </w:r>
+      <w:r>
+        <w:rPr>
+          <w:rStyle w:val="VerbatimChar"/>
+        </w:rPr>
+        <w:t xml:space="preserve">[58] readr_2.2.0           pkgsearch_3.1.5       compiler_4.5.0       </w:t>
+      </w:r>
+      <w:r>
+        <w:br/>
+      </w:r>
+      <w:r>
+        <w:rPr>
+          <w:rStyle w:val="VerbatimChar"/>
+        </w:rPr>
+        <w:t xml:space="preserve">[61] S7_0.2.2             </w:t>
       </w:r>
       <w:r>
         <w:br/>

--- a/wi/running_tests.docx
+++ b/wi/running_tests.docx
@@ -1189,18 +1189,6 @@
         </w:rPr>
         <w:t xml:space="preserve">[ FAIL 0 | WARN 0 | SKIP 0 | PASS 18 ]</w:t>
       </w:r>
-      <w:r>
-        <w:br/>
-      </w:r>
-      <w:r>
-        <w:br/>
-      </w:r>
-      <w:r>
-        <w:rPr>
-          <w:rStyle w:val="VerbatimChar"/>
-        </w:rPr>
-        <w:t xml:space="preserve">😸</w:t>
-      </w:r>
     </w:p>
     <w:p>
       <w:pPr>
@@ -1406,7 +1394,7 @@
         <w:rPr>
           <w:rStyle w:val="VerbatimChar"/>
         </w:rPr>
-        <w:t xml:space="preserve">2026-09-17 </w:t>
+        <w:t xml:space="preserve">2026-09-18 </w:t>
       </w:r>
       <w:r>
         <w:br/>
@@ -1775,187 +1763,178 @@
         <w:rPr>
           <w:rStyle w:val="VerbatimChar"/>
         </w:rPr>
-        <w:t xml:space="preserve"> [1] generics_0.1.4        tidyr_1.3.2           praise_1.0.0         </w:t>
-      </w:r>
-      <w:r>
-        <w:br/>
-      </w:r>
-      <w:r>
-        <w:rPr>
-          <w:rStyle w:val="VerbatimChar"/>
-        </w:rPr>
-        <w:t xml:space="preserve"> [4] stringi_1.8.9         hms_1.1.4             digest_0.6.39        </w:t>
-      </w:r>
-      <w:r>
-        <w:br/>
-      </w:r>
-      <w:r>
-        <w:rPr>
-          <w:rStyle w:val="VerbatimChar"/>
-        </w:rPr>
-        <w:t xml:space="preserve"> [7] magrittr_2.0.5        RColorBrewer_1.1-3    grid_4.5.0           </w:t>
-      </w:r>
-      <w:r>
-        <w:br/>
-      </w:r>
-      <w:r>
-        <w:rPr>
-          <w:rStyle w:val="VerbatimChar"/>
-        </w:rPr>
-        <w:t xml:space="preserve">[10] evaluate_1.0.5        timechange_0.4.0      pkgload_1.5.3        </w:t>
-      </w:r>
-      <w:r>
-        <w:br/>
-      </w:r>
-      <w:r>
-        <w:rPr>
-          <w:rStyle w:val="VerbatimChar"/>
-        </w:rPr>
-        <w:t xml:space="preserve">[13] fastmap_1.2.0         rprojroot_2.1.1       jsonlite_2.0.0       </w:t>
-      </w:r>
-      <w:r>
-        <w:br/>
-      </w:r>
-      <w:r>
-        <w:rPr>
-          <w:rStyle w:val="VerbatimChar"/>
-        </w:rPr>
-        <w:t xml:space="preserve">[16] sessioninfo_1.2.4     cranlogs_2.1.1        brio_1.1.5           </w:t>
-      </w:r>
-      <w:r>
-        <w:br/>
-      </w:r>
-      <w:r>
-        <w:rPr>
-          <w:rStyle w:val="VerbatimChar"/>
-        </w:rPr>
-        <w:t xml:space="preserve">[19] conflicted_1.2.0      SCTORvalidation_0.4.5 httr_1.4.9           </w:t>
-      </w:r>
-      <w:r>
-        <w:br/>
-      </w:r>
-      <w:r>
-        <w:rPr>
-          <w:rStyle w:val="VerbatimChar"/>
-        </w:rPr>
-        <w:t xml:space="preserve">[22] purrr_1.2.2           scales_1.4.0          httr2_1.3.0          </w:t>
-      </w:r>
-      <w:r>
-        <w:br/>
-      </w:r>
-      <w:r>
-        <w:rPr>
-          <w:rStyle w:val="VerbatimChar"/>
-        </w:rPr>
-        <w:t xml:space="preserve">[25] cli_3.6.6             rlang_1.3.0           crayon_1.5.3         </w:t>
-      </w:r>
-      <w:r>
-        <w:br/>
-      </w:r>
-      <w:r>
-        <w:rPr>
-          <w:rStyle w:val="VerbatimChar"/>
-        </w:rPr>
-        <w:t xml:space="preserve">[28] gitcreds_0.1.2        withr_3.0.3           cachem_1.1.0         </w:t>
-      </w:r>
-      <w:r>
-        <w:br/>
-      </w:r>
-      <w:r>
-        <w:rPr>
-          <w:rStyle w:val="VerbatimChar"/>
-        </w:rPr>
-        <w:t xml:space="preserve">[31] yaml_2.3.12           otel_0.2.0            tools_4.5.0          </w:t>
-      </w:r>
-      <w:r>
-        <w:br/>
-      </w:r>
-      <w:r>
-        <w:rPr>
-          <w:rStyle w:val="VerbatimChar"/>
-        </w:rPr>
-        <w:t xml:space="preserve">[34] accrualPlot_1.0.10    tzdb_0.5.0            memoise_2.0.1        </w:t>
-      </w:r>
-      <w:r>
-        <w:br/>
-      </w:r>
-      <w:r>
-        <w:rPr>
-          <w:rStyle w:val="VerbatimChar"/>
-        </w:rPr>
-        <w:t xml:space="preserve">[37] dplyr_1.2.1           ggplot2_4.0.3         curl_8.0.0           </w:t>
-      </w:r>
-      <w:r>
-        <w:br/>
-      </w:r>
-      <w:r>
-        <w:rPr>
-          <w:rStyle w:val="VerbatimChar"/>
-        </w:rPr>
-        <w:t xml:space="preserve">[40] vctrs_0.7.3           R6_2.6.1              lifecycle_1.0.5      </w:t>
-      </w:r>
-      <w:r>
-        <w:br/>
-      </w:r>
-      <w:r>
-        <w:rPr>
-          <w:rStyle w:val="VerbatimChar"/>
-        </w:rPr>
-        <w:t xml:space="preserve">[43] stringr_1.6.0         waldo_0.6.2           pkgconfig_2.0.3      </w:t>
-      </w:r>
-      <w:r>
-        <w:br/>
-      </w:r>
-      <w:r>
-        <w:rPr>
-          <w:rStyle w:val="VerbatimChar"/>
-        </w:rPr>
-        <w:t xml:space="preserve">[46] desc_1.4.3            gtable_0.3.6          pillar_1.11.1        </w:t>
-      </w:r>
-      <w:r>
-        <w:br/>
-      </w:r>
-      <w:r>
-        <w:rPr>
-          <w:rStyle w:val="VerbatimChar"/>
-        </w:rPr>
-        <w:t xml:space="preserve">[49] glue_1.8.1            gh_1.6.1              xfun_0.61            </w:t>
-      </w:r>
-      <w:r>
-        <w:br/>
-      </w:r>
-      <w:r>
-        <w:rPr>
-          <w:rStyle w:val="VerbatimChar"/>
-        </w:rPr>
-        <w:t xml:space="preserve">[52] tibble_3.3.1          tidyselect_1.2.1      knitr_1.52           </w:t>
-      </w:r>
-      <w:r>
-        <w:br/>
-      </w:r>
-      <w:r>
-        <w:rPr>
-          <w:rStyle w:val="VerbatimChar"/>
-        </w:rPr>
-        <w:t xml:space="preserve">[55] farver_2.1.2          htmltools_0.5.9       rmarkdown_2.32       </w:t>
-      </w:r>
-      <w:r>
-        <w:br/>
-      </w:r>
-      <w:r>
-        <w:rPr>
-          <w:rStyle w:val="VerbatimChar"/>
-        </w:rPr>
-        <w:t xml:space="preserve">[58] readr_2.2.0           pkgsearch_3.1.5       compiler_4.5.0       </w:t>
-      </w:r>
-      <w:r>
-        <w:br/>
-      </w:r>
-      <w:r>
-        <w:rPr>
-          <w:rStyle w:val="VerbatimChar"/>
-        </w:rPr>
-        <w:t xml:space="preserve">[61] S7_0.2.2             </w:t>
+        <w:t xml:space="preserve"> [1] generics_0.1.4        tidyr_1.3.2           stringi_1.8.9        </w:t>
+      </w:r>
+      <w:r>
+        <w:br/>
+      </w:r>
+      <w:r>
+        <w:rPr>
+          <w:rStyle w:val="VerbatimChar"/>
+        </w:rPr>
+        <w:t xml:space="preserve"> [4] hms_1.1.4             digest_0.6.39         magrittr_2.0.5       </w:t>
+      </w:r>
+      <w:r>
+        <w:br/>
+      </w:r>
+      <w:r>
+        <w:rPr>
+          <w:rStyle w:val="VerbatimChar"/>
+        </w:rPr>
+        <w:t xml:space="preserve"> [7] RColorBrewer_1.1-3    grid_4.5.0            evaluate_1.0.5       </w:t>
+      </w:r>
+      <w:r>
+        <w:br/>
+      </w:r>
+      <w:r>
+        <w:rPr>
+          <w:rStyle w:val="VerbatimChar"/>
+        </w:rPr>
+        <w:t xml:space="preserve">[10] timechange_0.4.0      pkgload_1.5.3         fastmap_1.2.0        </w:t>
+      </w:r>
+      <w:r>
+        <w:br/>
+      </w:r>
+      <w:r>
+        <w:rPr>
+          <w:rStyle w:val="VerbatimChar"/>
+        </w:rPr>
+        <w:t xml:space="preserve">[13] rprojroot_2.1.1       jsonlite_2.0.0        sessioninfo_1.2.4    </w:t>
+      </w:r>
+      <w:r>
+        <w:br/>
+      </w:r>
+      <w:r>
+        <w:rPr>
+          <w:rStyle w:val="VerbatimChar"/>
+        </w:rPr>
+        <w:t xml:space="preserve">[16] cranlogs_2.1.1        brio_1.1.5            conflicted_1.2.0     </w:t>
+      </w:r>
+      <w:r>
+        <w:br/>
+      </w:r>
+      <w:r>
+        <w:rPr>
+          <w:rStyle w:val="VerbatimChar"/>
+        </w:rPr>
+        <w:t xml:space="preserve">[19] SCTORvalidation_0.4.5 httr_1.4.9            purrr_1.2.2          </w:t>
+      </w:r>
+      <w:r>
+        <w:br/>
+      </w:r>
+      <w:r>
+        <w:rPr>
+          <w:rStyle w:val="VerbatimChar"/>
+        </w:rPr>
+        <w:t xml:space="preserve">[22] scales_1.4.0          httr2_1.3.0           cli_3.6.6            </w:t>
+      </w:r>
+      <w:r>
+        <w:br/>
+      </w:r>
+      <w:r>
+        <w:rPr>
+          <w:rStyle w:val="VerbatimChar"/>
+        </w:rPr>
+        <w:t xml:space="preserve">[25] rlang_1.3.0           crayon_1.5.3          gitcreds_0.1.2       </w:t>
+      </w:r>
+      <w:r>
+        <w:br/>
+      </w:r>
+      <w:r>
+        <w:rPr>
+          <w:rStyle w:val="VerbatimChar"/>
+        </w:rPr>
+        <w:t xml:space="preserve">[28] withr_3.0.3           cachem_1.1.0          yaml_2.3.12          </w:t>
+      </w:r>
+      <w:r>
+        <w:br/>
+      </w:r>
+      <w:r>
+        <w:rPr>
+          <w:rStyle w:val="VerbatimChar"/>
+        </w:rPr>
+        <w:t xml:space="preserve">[31] otel_0.2.0            tools_4.5.0           accrualPlot_1.0.10   </w:t>
+      </w:r>
+      <w:r>
+        <w:br/>
+      </w:r>
+      <w:r>
+        <w:rPr>
+          <w:rStyle w:val="VerbatimChar"/>
+        </w:rPr>
+        <w:t xml:space="preserve">[34] tzdb_0.5.0            memoise_2.0.1         dplyr_1.2.1          </w:t>
+      </w:r>
+      <w:r>
+        <w:br/>
+      </w:r>
+      <w:r>
+        <w:rPr>
+          <w:rStyle w:val="VerbatimChar"/>
+        </w:rPr>
+        <w:t xml:space="preserve">[37] ggplot2_4.0.3         curl_8.0.0            vctrs_0.7.3          </w:t>
+      </w:r>
+      <w:r>
+        <w:br/>
+      </w:r>
+      <w:r>
+        <w:rPr>
+          <w:rStyle w:val="VerbatimChar"/>
+        </w:rPr>
+        <w:t xml:space="preserve">[40] R6_2.6.1              lifecycle_1.0.5       stringr_1.6.0        </w:t>
+      </w:r>
+      <w:r>
+        <w:br/>
+      </w:r>
+      <w:r>
+        <w:rPr>
+          <w:rStyle w:val="VerbatimChar"/>
+        </w:rPr>
+        <w:t xml:space="preserve">[43] waldo_0.6.2           pkgconfig_2.0.3       desc_1.4.3           </w:t>
+      </w:r>
+      <w:r>
+        <w:br/>
+      </w:r>
+      <w:r>
+        <w:rPr>
+          <w:rStyle w:val="VerbatimChar"/>
+        </w:rPr>
+        <w:t xml:space="preserve">[46] gtable_0.3.6          pillar_1.11.1         glue_1.8.1           </w:t>
+      </w:r>
+      <w:r>
+        <w:br/>
+      </w:r>
+      <w:r>
+        <w:rPr>
+          <w:rStyle w:val="VerbatimChar"/>
+        </w:rPr>
+        <w:t xml:space="preserve">[49] gh_1.6.1              xfun_0.61             tibble_3.3.1         </w:t>
+      </w:r>
+      <w:r>
+        <w:br/>
+      </w:r>
+      <w:r>
+        <w:rPr>
+          <w:rStyle w:val="VerbatimChar"/>
+        </w:rPr>
+        <w:t xml:space="preserve">[52] tidyselect_1.2.1      knitr_1.52            farver_2.1.2         </w:t>
+      </w:r>
+      <w:r>
+        <w:br/>
+      </w:r>
+      <w:r>
+        <w:rPr>
+          <w:rStyle w:val="VerbatimChar"/>
+        </w:rPr>
+        <w:t xml:space="preserve">[55] htmltools_0.5.9       rmarkdown_2.32        readr_2.2.0          </w:t>
+      </w:r>
+      <w:r>
+        <w:br/>
+      </w:r>
+      <w:r>
+        <w:rPr>
+          <w:rStyle w:val="VerbatimChar"/>
+        </w:rPr>
+        <w:t xml:space="preserve">[58] pkgsearch_3.1.5       compiler_4.5.0        S7_0.2.2             </w:t>
       </w:r>
       <w:r>
         <w:br/>

--- a/wi/running_tests.docx
+++ b/wi/running_tests.docx
@@ -1394,7 +1394,7 @@
         <w:rPr>
           <w:rStyle w:val="VerbatimChar"/>
         </w:rPr>
-        <w:t xml:space="preserve">2026-09-18 </w:t>
+        <w:t xml:space="preserve">2026-09-21 </w:t>
       </w:r>
       <w:r>
         <w:br/>

--- a/wi/running_tests.docx
+++ b/wi/running_tests.docx
@@ -1394,7 +1394,7 @@
         <w:rPr>
           <w:rStyle w:val="VerbatimChar"/>
         </w:rPr>
-        <w:t xml:space="preserve">2026-09-21 </w:t>
+        <w:t xml:space="preserve">2026-09-22 </w:t>
       </w:r>
       <w:r>
         <w:br/>

--- a/wi/running_tests.docx
+++ b/wi/running_tests.docx
@@ -1394,7 +1394,7 @@
         <w:rPr>
           <w:rStyle w:val="VerbatimChar"/>
         </w:rPr>
-        <w:t xml:space="preserve">2026-09-22 </w:t>
+        <w:t xml:space="preserve">2026-09-23 </w:t>
       </w:r>
       <w:r>
         <w:br/>

--- a/wi/running_tests.docx
+++ b/wi/running_tests.docx
@@ -1394,7 +1394,7 @@
         <w:rPr>
           <w:rStyle w:val="VerbatimChar"/>
         </w:rPr>
-        <w:t xml:space="preserve">2026-09-23 </w:t>
+        <w:t xml:space="preserve">2026-09-24 </w:t>
       </w:r>
       <w:r>
         <w:br/>

--- a/wi/running_tests.docx
+++ b/wi/running_tests.docx
@@ -1189,6 +1189,18 @@
         </w:rPr>
         <w:t xml:space="preserve">[ FAIL 0 | WARN 0 | SKIP 0 | PASS 18 ]</w:t>
       </w:r>
+      <w:r>
+        <w:br/>
+      </w:r>
+      <w:r>
+        <w:br/>
+      </w:r>
+      <w:r>
+        <w:rPr>
+          <w:rStyle w:val="VerbatimChar"/>
+        </w:rPr>
+        <w:t xml:space="preserve">You rock!</w:t>
+      </w:r>
     </w:p>
     <w:p>
       <w:pPr>
@@ -1394,7 +1406,7 @@
         <w:rPr>
           <w:rStyle w:val="VerbatimChar"/>
         </w:rPr>
-        <w:t xml:space="preserve">2026-09-24 </w:t>
+        <w:t xml:space="preserve">2026-09-25 </w:t>
       </w:r>
       <w:r>
         <w:br/>
@@ -1763,178 +1775,187 @@
         <w:rPr>
           <w:rStyle w:val="VerbatimChar"/>
         </w:rPr>
-        <w:t xml:space="preserve"> [1] generics_0.1.4        tidyr_1.3.2           stringi_1.8.9        </w:t>
-      </w:r>
-      <w:r>
-        <w:br/>
-      </w:r>
-      <w:r>
-        <w:rPr>
-          <w:rStyle w:val="VerbatimChar"/>
-        </w:rPr>
-        <w:t xml:space="preserve"> [4] hms_1.1.4             digest_0.6.39         magrittr_2.0.5       </w:t>
-      </w:r>
-      <w:r>
-        <w:br/>
-      </w:r>
-      <w:r>
-        <w:rPr>
-          <w:rStyle w:val="VerbatimChar"/>
-        </w:rPr>
-        <w:t xml:space="preserve"> [7] RColorBrewer_1.1-3    grid_4.5.0            evaluate_1.0.5       </w:t>
-      </w:r>
-      <w:r>
-        <w:br/>
-      </w:r>
-      <w:r>
-        <w:rPr>
-          <w:rStyle w:val="VerbatimChar"/>
-        </w:rPr>
-        <w:t xml:space="preserve">[10] timechange_0.4.0      pkgload_1.5.3         fastmap_1.2.0        </w:t>
-      </w:r>
-      <w:r>
-        <w:br/>
-      </w:r>
-      <w:r>
-        <w:rPr>
-          <w:rStyle w:val="VerbatimChar"/>
-        </w:rPr>
-        <w:t xml:space="preserve">[13] rprojroot_2.1.1       jsonlite_2.0.0        sessioninfo_1.2.4    </w:t>
-      </w:r>
-      <w:r>
-        <w:br/>
-      </w:r>
-      <w:r>
-        <w:rPr>
-          <w:rStyle w:val="VerbatimChar"/>
-        </w:rPr>
-        <w:t xml:space="preserve">[16] cranlogs_2.1.1        brio_1.1.5            conflicted_1.2.0     </w:t>
-      </w:r>
-      <w:r>
-        <w:br/>
-      </w:r>
-      <w:r>
-        <w:rPr>
-          <w:rStyle w:val="VerbatimChar"/>
-        </w:rPr>
-        <w:t xml:space="preserve">[19] SCTORvalidation_0.4.5 httr_1.4.9            purrr_1.2.2          </w:t>
-      </w:r>
-      <w:r>
-        <w:br/>
-      </w:r>
-      <w:r>
-        <w:rPr>
-          <w:rStyle w:val="VerbatimChar"/>
-        </w:rPr>
-        <w:t xml:space="preserve">[22] scales_1.4.0          httr2_1.3.0           cli_3.6.6            </w:t>
-      </w:r>
-      <w:r>
-        <w:br/>
-      </w:r>
-      <w:r>
-        <w:rPr>
-          <w:rStyle w:val="VerbatimChar"/>
-        </w:rPr>
-        <w:t xml:space="preserve">[25] rlang_1.3.0           crayon_1.5.3          gitcreds_0.1.2       </w:t>
-      </w:r>
-      <w:r>
-        <w:br/>
-      </w:r>
-      <w:r>
-        <w:rPr>
-          <w:rStyle w:val="VerbatimChar"/>
-        </w:rPr>
-        <w:t xml:space="preserve">[28] withr_3.0.3           cachem_1.1.0          yaml_2.3.12          </w:t>
-      </w:r>
-      <w:r>
-        <w:br/>
-      </w:r>
-      <w:r>
-        <w:rPr>
-          <w:rStyle w:val="VerbatimChar"/>
-        </w:rPr>
-        <w:t xml:space="preserve">[31] otel_0.2.0            tools_4.5.0           accrualPlot_1.0.10   </w:t>
-      </w:r>
-      <w:r>
-        <w:br/>
-      </w:r>
-      <w:r>
-        <w:rPr>
-          <w:rStyle w:val="VerbatimChar"/>
-        </w:rPr>
-        <w:t xml:space="preserve">[34] tzdb_0.5.0            memoise_2.0.1         dplyr_1.2.1          </w:t>
-      </w:r>
-      <w:r>
-        <w:br/>
-      </w:r>
-      <w:r>
-        <w:rPr>
-          <w:rStyle w:val="VerbatimChar"/>
-        </w:rPr>
-        <w:t xml:space="preserve">[37] ggplot2_4.0.3         curl_8.0.0            vctrs_0.7.3          </w:t>
-      </w:r>
-      <w:r>
-        <w:br/>
-      </w:r>
-      <w:r>
-        <w:rPr>
-          <w:rStyle w:val="VerbatimChar"/>
-        </w:rPr>
-        <w:t xml:space="preserve">[40] R6_2.6.1              lifecycle_1.0.5       stringr_1.6.0        </w:t>
-      </w:r>
-      <w:r>
-        <w:br/>
-      </w:r>
-      <w:r>
-        <w:rPr>
-          <w:rStyle w:val="VerbatimChar"/>
-        </w:rPr>
-        <w:t xml:space="preserve">[43] waldo_0.6.2           pkgconfig_2.0.3       desc_1.4.3           </w:t>
-      </w:r>
-      <w:r>
-        <w:br/>
-      </w:r>
-      <w:r>
-        <w:rPr>
-          <w:rStyle w:val="VerbatimChar"/>
-        </w:rPr>
-        <w:t xml:space="preserve">[46] gtable_0.3.6          pillar_1.11.1         glue_1.8.1           </w:t>
-      </w:r>
-      <w:r>
-        <w:br/>
-      </w:r>
-      <w:r>
-        <w:rPr>
-          <w:rStyle w:val="VerbatimChar"/>
-        </w:rPr>
-        <w:t xml:space="preserve">[49] gh_1.6.1              xfun_0.61             tibble_3.3.1         </w:t>
-      </w:r>
-      <w:r>
-        <w:br/>
-      </w:r>
-      <w:r>
-        <w:rPr>
-          <w:rStyle w:val="VerbatimChar"/>
-        </w:rPr>
-        <w:t xml:space="preserve">[52] tidyselect_1.2.1      knitr_1.52            farver_2.1.2         </w:t>
-      </w:r>
-      <w:r>
-        <w:br/>
-      </w:r>
-      <w:r>
-        <w:rPr>
-          <w:rStyle w:val="VerbatimChar"/>
-        </w:rPr>
-        <w:t xml:space="preserve">[55] htmltools_0.5.9       rmarkdown_2.32        readr_2.2.0          </w:t>
-      </w:r>
-      <w:r>
-        <w:br/>
-      </w:r>
-      <w:r>
-        <w:rPr>
-          <w:rStyle w:val="VerbatimChar"/>
-        </w:rPr>
-        <w:t xml:space="preserve">[58] pkgsearch_3.1.5       compiler_4.5.0        S7_0.2.2             </w:t>
+        <w:t xml:space="preserve"> [1] generics_0.1.4        tidyr_1.3.2           praise_1.0.0         </w:t>
+      </w:r>
+      <w:r>
+        <w:br/>
+      </w:r>
+      <w:r>
+        <w:rPr>
+          <w:rStyle w:val="VerbatimChar"/>
+        </w:rPr>
+        <w:t xml:space="preserve"> [4] stringi_1.8.9         hms_1.1.4             digest_0.6.39        </w:t>
+      </w:r>
+      <w:r>
+        <w:br/>
+      </w:r>
+      <w:r>
+        <w:rPr>
+          <w:rStyle w:val="VerbatimChar"/>
+        </w:rPr>
+        <w:t xml:space="preserve"> [7] magrittr_2.0.5        RColorBrewer_1.1-3    grid_4.5.0           </w:t>
+      </w:r>
+      <w:r>
+        <w:br/>
+      </w:r>
+      <w:r>
+        <w:rPr>
+          <w:rStyle w:val="VerbatimChar"/>
+        </w:rPr>
+        <w:t xml:space="preserve">[10] evaluate_1.0.5        timechange_0.4.0      pkgload_1.5.3        </w:t>
+      </w:r>
+      <w:r>
+        <w:br/>
+      </w:r>
+      <w:r>
+        <w:rPr>
+          <w:rStyle w:val="VerbatimChar"/>
+        </w:rPr>
+        <w:t xml:space="preserve">[13] fastmap_1.2.0         rprojroot_2.1.1       jsonlite_2.0.0       </w:t>
+      </w:r>
+      <w:r>
+        <w:br/>
+      </w:r>
+      <w:r>
+        <w:rPr>
+          <w:rStyle w:val="VerbatimChar"/>
+        </w:rPr>
+        <w:t xml:space="preserve">[16] sessioninfo_1.2.4     cranlogs_2.1.1        brio_1.1.5           </w:t>
+      </w:r>
+      <w:r>
+        <w:br/>
+      </w:r>
+      <w:r>
+        <w:rPr>
+          <w:rStyle w:val="VerbatimChar"/>
+        </w:rPr>
+        <w:t xml:space="preserve">[19] conflicted_1.2.0      SCTORvalidation_0.4.5 httr_1.4.9           </w:t>
+      </w:r>
+      <w:r>
+        <w:br/>
+      </w:r>
+      <w:r>
+        <w:rPr>
+          <w:rStyle w:val="VerbatimChar"/>
+        </w:rPr>
+        <w:t xml:space="preserve">[22] purrr_1.2.2           scales_1.4.0          httr2_1.3.0          </w:t>
+      </w:r>
+      <w:r>
+        <w:br/>
+      </w:r>
+      <w:r>
+        <w:rPr>
+          <w:rStyle w:val="VerbatimChar"/>
+        </w:rPr>
+        <w:t xml:space="preserve">[25] cli_3.6.6             rlang_1.3.0           crayon_1.5.3         </w:t>
+      </w:r>
+      <w:r>
+        <w:br/>
+      </w:r>
+      <w:r>
+        <w:rPr>
+          <w:rStyle w:val="VerbatimChar"/>
+        </w:rPr>
+        <w:t xml:space="preserve">[28] gitcreds_0.1.2        withr_3.0.3           cachem_1.1.0         </w:t>
+      </w:r>
+      <w:r>
+        <w:br/>
+      </w:r>
+      <w:r>
+        <w:rPr>
+          <w:rStyle w:val="VerbatimChar"/>
+        </w:rPr>
+        <w:t xml:space="preserve">[31] yaml_2.3.12           otel_0.2.0            tools_4.5.0          </w:t>
+      </w:r>
+      <w:r>
+        <w:br/>
+      </w:r>
+      <w:r>
+        <w:rPr>
+          <w:rStyle w:val="VerbatimChar"/>
+        </w:rPr>
+        <w:t xml:space="preserve">[34] accrualPlot_1.0.10    tzdb_0.5.0            memoise_2.0.1        </w:t>
+      </w:r>
+      <w:r>
+        <w:br/>
+      </w:r>
+      <w:r>
+        <w:rPr>
+          <w:rStyle w:val="VerbatimChar"/>
+        </w:rPr>
+        <w:t xml:space="preserve">[37] dplyr_1.2.1           ggplot2_4.0.3         curl_8.0.0           </w:t>
+      </w:r>
+      <w:r>
+        <w:br/>
+      </w:r>
+      <w:r>
+        <w:rPr>
+          <w:rStyle w:val="VerbatimChar"/>
+        </w:rPr>
+        <w:t xml:space="preserve">[40] vctrs_0.7.3           R6_2.6.1              lifecycle_1.0.5      </w:t>
+      </w:r>
+      <w:r>
+        <w:br/>
+      </w:r>
+      <w:r>
+        <w:rPr>
+          <w:rStyle w:val="VerbatimChar"/>
+        </w:rPr>
+        <w:t xml:space="preserve">[43] stringr_1.6.0         waldo_0.6.2           pkgconfig_2.0.3      </w:t>
+      </w:r>
+      <w:r>
+        <w:br/>
+      </w:r>
+      <w:r>
+        <w:rPr>
+          <w:rStyle w:val="VerbatimChar"/>
+        </w:rPr>
+        <w:t xml:space="preserve">[46] desc_1.4.3            gtable_0.3.6          pillar_1.11.1        </w:t>
+      </w:r>
+      <w:r>
+        <w:br/>
+      </w:r>
+      <w:r>
+        <w:rPr>
+          <w:rStyle w:val="VerbatimChar"/>
+        </w:rPr>
+        <w:t xml:space="preserve">[49] glue_1.8.1            gh_1.6.1              xfun_0.61            </w:t>
+      </w:r>
+      <w:r>
+        <w:br/>
+      </w:r>
+      <w:r>
+        <w:rPr>
+          <w:rStyle w:val="VerbatimChar"/>
+        </w:rPr>
+        <w:t xml:space="preserve">[52] tibble_3.3.1          tidyselect_1.2.1      knitr_1.52           </w:t>
+      </w:r>
+      <w:r>
+        <w:br/>
+      </w:r>
+      <w:r>
+        <w:rPr>
+          <w:rStyle w:val="VerbatimChar"/>
+        </w:rPr>
+        <w:t xml:space="preserve">[55] farver_2.1.2          htmltools_0.5.9       rmarkdown_2.32       </w:t>
+      </w:r>
+      <w:r>
+        <w:br/>
+      </w:r>
+      <w:r>
+        <w:rPr>
+          <w:rStyle w:val="VerbatimChar"/>
+        </w:rPr>
+        <w:t xml:space="preserve">[58] readr_2.2.0           pkgsearch_3.1.5       compiler_4.5.0       </w:t>
+      </w:r>
+      <w:r>
+        <w:br/>
+      </w:r>
+      <w:r>
+        <w:rPr>
+          <w:rStyle w:val="VerbatimChar"/>
+        </w:rPr>
+        <w:t xml:space="preserve">[61] S7_0.2.2             </w:t>
       </w:r>
       <w:r>
         <w:br/>

--- a/wi/running_tests.docx
+++ b/wi/running_tests.docx
@@ -1189,18 +1189,6 @@
         </w:rPr>
         <w:t xml:space="preserve">[ FAIL 0 | WARN 0 | SKIP 0 | PASS 18 ]</w:t>
       </w:r>
-      <w:r>
-        <w:br/>
-      </w:r>
-      <w:r>
-        <w:br/>
-      </w:r>
-      <w:r>
-        <w:rPr>
-          <w:rStyle w:val="VerbatimChar"/>
-        </w:rPr>
-        <w:t xml:space="preserve">You rock!</w:t>
-      </w:r>
     </w:p>
     <w:p>
       <w:pPr>
@@ -1406,7 +1394,7 @@
         <w:rPr>
           <w:rStyle w:val="VerbatimChar"/>
         </w:rPr>
-        <w:t xml:space="preserve">2026-09-25 </w:t>
+        <w:t xml:space="preserve">2026-09-28 </w:t>
       </w:r>
       <w:r>
         <w:br/>
@@ -1775,187 +1763,178 @@
         <w:rPr>
           <w:rStyle w:val="VerbatimChar"/>
         </w:rPr>
-        <w:t xml:space="preserve"> [1] generics_0.1.4        tidyr_1.3.2           praise_1.0.0         </w:t>
-      </w:r>
-      <w:r>
-        <w:br/>
-      </w:r>
-      <w:r>
-        <w:rPr>
-          <w:rStyle w:val="VerbatimChar"/>
-        </w:rPr>
-        <w:t xml:space="preserve"> [4] stringi_1.8.9         hms_1.1.4             digest_0.6.39        </w:t>
-      </w:r>
-      <w:r>
-        <w:br/>
-      </w:r>
-      <w:r>
-        <w:rPr>
-          <w:rStyle w:val="VerbatimChar"/>
-        </w:rPr>
-        <w:t xml:space="preserve"> [7] magrittr_2.0.5        RColorBrewer_1.1-3    grid_4.5.0           </w:t>
-      </w:r>
-      <w:r>
-        <w:br/>
-      </w:r>
-      <w:r>
-        <w:rPr>
-          <w:rStyle w:val="VerbatimChar"/>
-        </w:rPr>
-        <w:t xml:space="preserve">[10] evaluate_1.0.5        timechange_0.4.0      pkgload_1.5.3        </w:t>
-      </w:r>
-      <w:r>
-        <w:br/>
-      </w:r>
-      <w:r>
-        <w:rPr>
-          <w:rStyle w:val="VerbatimChar"/>
-        </w:rPr>
-        <w:t xml:space="preserve">[13] fastmap_1.2.0         rprojroot_2.1.1       jsonlite_2.0.0       </w:t>
-      </w:r>
-      <w:r>
-        <w:br/>
-      </w:r>
-      <w:r>
-        <w:rPr>
-          <w:rStyle w:val="VerbatimChar"/>
-        </w:rPr>
-        <w:t xml:space="preserve">[16] sessioninfo_1.2.4     cranlogs_2.1.1        brio_1.1.5           </w:t>
-      </w:r>
-      <w:r>
-        <w:br/>
-      </w:r>
-      <w:r>
-        <w:rPr>
-          <w:rStyle w:val="VerbatimChar"/>
-        </w:rPr>
-        <w:t xml:space="preserve">[19] conflicted_1.2.0      SCTORvalidation_0.4.5 httr_1.4.9           </w:t>
-      </w:r>
-      <w:r>
-        <w:br/>
-      </w:r>
-      <w:r>
-        <w:rPr>
-          <w:rStyle w:val="VerbatimChar"/>
-        </w:rPr>
-        <w:t xml:space="preserve">[22] purrr_1.2.2           scales_1.4.0          httr2_1.3.0          </w:t>
-      </w:r>
-      <w:r>
-        <w:br/>
-      </w:r>
-      <w:r>
-        <w:rPr>
-          <w:rStyle w:val="VerbatimChar"/>
-        </w:rPr>
-        <w:t xml:space="preserve">[25] cli_3.6.6             rlang_1.3.0           crayon_1.5.3         </w:t>
-      </w:r>
-      <w:r>
-        <w:br/>
-      </w:r>
-      <w:r>
-        <w:rPr>
-          <w:rStyle w:val="VerbatimChar"/>
-        </w:rPr>
-        <w:t xml:space="preserve">[28] gitcreds_0.1.2        withr_3.0.3           cachem_1.1.0         </w:t>
-      </w:r>
-      <w:r>
-        <w:br/>
-      </w:r>
-      <w:r>
-        <w:rPr>
-          <w:rStyle w:val="VerbatimChar"/>
-        </w:rPr>
-        <w:t xml:space="preserve">[31] yaml_2.3.12           otel_0.2.0            tools_4.5.0          </w:t>
-      </w:r>
-      <w:r>
-        <w:br/>
-      </w:r>
-      <w:r>
-        <w:rPr>
-          <w:rStyle w:val="VerbatimChar"/>
-        </w:rPr>
-        <w:t xml:space="preserve">[34] accrualPlot_1.0.10    tzdb_0.5.0            memoise_2.0.1        </w:t>
-      </w:r>
-      <w:r>
-        <w:br/>
-      </w:r>
-      <w:r>
-        <w:rPr>
-          <w:rStyle w:val="VerbatimChar"/>
-        </w:rPr>
-        <w:t xml:space="preserve">[37] dplyr_1.2.1           ggplot2_4.0.3         curl_8.0.0           </w:t>
-      </w:r>
-      <w:r>
-        <w:br/>
-      </w:r>
-      <w:r>
-        <w:rPr>
-          <w:rStyle w:val="VerbatimChar"/>
-        </w:rPr>
-        <w:t xml:space="preserve">[40] vctrs_0.7.3           R6_2.6.1              lifecycle_1.0.5      </w:t>
-      </w:r>
-      <w:r>
-        <w:br/>
-      </w:r>
-      <w:r>
-        <w:rPr>
-          <w:rStyle w:val="VerbatimChar"/>
-        </w:rPr>
-        <w:t xml:space="preserve">[43] stringr_1.6.0         waldo_0.6.2           pkgconfig_2.0.3      </w:t>
-      </w:r>
-      <w:r>
-        <w:br/>
-      </w:r>
-      <w:r>
-        <w:rPr>
-          <w:rStyle w:val="VerbatimChar"/>
-        </w:rPr>
-        <w:t xml:space="preserve">[46] desc_1.4.3            gtable_0.3.6          pillar_1.11.1        </w:t>
-      </w:r>
-      <w:r>
-        <w:br/>
-      </w:r>
-      <w:r>
-        <w:rPr>
-          <w:rStyle w:val="VerbatimChar"/>
-        </w:rPr>
-        <w:t xml:space="preserve">[49] glue_1.8.1            gh_1.6.1              xfun_0.61            </w:t>
-      </w:r>
-      <w:r>
-        <w:br/>
-      </w:r>
-      <w:r>
-        <w:rPr>
-          <w:rStyle w:val="VerbatimChar"/>
-        </w:rPr>
-        <w:t xml:space="preserve">[52] tibble_3.3.1          tidyselect_1.2.1      knitr_1.52           </w:t>
-      </w:r>
-      <w:r>
-        <w:br/>
-      </w:r>
-      <w:r>
-        <w:rPr>
-          <w:rStyle w:val="VerbatimChar"/>
-        </w:rPr>
-        <w:t xml:space="preserve">[55] farver_2.1.2          htmltools_0.5.9       rmarkdown_2.32       </w:t>
-      </w:r>
-      <w:r>
-        <w:br/>
-      </w:r>
-      <w:r>
-        <w:rPr>
-          <w:rStyle w:val="VerbatimChar"/>
-        </w:rPr>
-        <w:t xml:space="preserve">[58] readr_2.2.0           pkgsearch_3.1.5       compiler_4.5.0       </w:t>
-      </w:r>
-      <w:r>
-        <w:br/>
-      </w:r>
-      <w:r>
-        <w:rPr>
-          <w:rStyle w:val="VerbatimChar"/>
-        </w:rPr>
-        <w:t xml:space="preserve">[61] S7_0.2.2             </w:t>
+        <w:t xml:space="preserve"> [1] generics_0.1.4        tidyr_1.3.2           stringi_1.8.9        </w:t>
+      </w:r>
+      <w:r>
+        <w:br/>
+      </w:r>
+      <w:r>
+        <w:rPr>
+          <w:rStyle w:val="VerbatimChar"/>
+        </w:rPr>
+        <w:t xml:space="preserve"> [4] hms_1.1.4             digest_0.6.39         magrittr_2.0.5       </w:t>
+      </w:r>
+      <w:r>
+        <w:br/>
+      </w:r>
+      <w:r>
+        <w:rPr>
+          <w:rStyle w:val="VerbatimChar"/>
+        </w:rPr>
+        <w:t xml:space="preserve"> [7] RColorBrewer_1.1-3    grid_4.5.0            evaluate_1.0.5       </w:t>
+      </w:r>
+      <w:r>
+        <w:br/>
+      </w:r>
+      <w:r>
+        <w:rPr>
+          <w:rStyle w:val="VerbatimChar"/>
+        </w:rPr>
+        <w:t xml:space="preserve">[10] timechange_0.4.0      pkgload_1.5.3         fastmap_1.2.0        </w:t>
+      </w:r>
+      <w:r>
+        <w:br/>
+      </w:r>
+      <w:r>
+        <w:rPr>
+          <w:rStyle w:val="VerbatimChar"/>
+        </w:rPr>
+        <w:t xml:space="preserve">[13] rprojroot_2.1.1       jsonlite_2.0.0        sessioninfo_1.2.4    </w:t>
+      </w:r>
+      <w:r>
+        <w:br/>
+      </w:r>
+      <w:r>
+        <w:rPr>
+          <w:rStyle w:val="VerbatimChar"/>
+        </w:rPr>
+        <w:t xml:space="preserve">[16] cranlogs_2.1.1        brio_1.1.5            conflicted_1.2.0     </w:t>
+      </w:r>
+      <w:r>
+        <w:br/>
+      </w:r>
+      <w:r>
+        <w:rPr>
+          <w:rStyle w:val="VerbatimChar"/>
+        </w:rPr>
+        <w:t xml:space="preserve">[19] SCTORvalidation_0.4.5 httr_1.4.9            purrr_1.2.2          </w:t>
+      </w:r>
+      <w:r>
+        <w:br/>
+      </w:r>
+      <w:r>
+        <w:rPr>
+          <w:rStyle w:val="VerbatimChar"/>
+        </w:rPr>
+        <w:t xml:space="preserve">[22] scales_1.4.0          httr2_1.3.0           cli_3.6.6            </w:t>
+      </w:r>
+      <w:r>
+        <w:br/>
+      </w:r>
+      <w:r>
+        <w:rPr>
+          <w:rStyle w:val="VerbatimChar"/>
+        </w:rPr>
+        <w:t xml:space="preserve">[25] rlang_1.3.0           crayon_1.5.3          gitcreds_0.1.2       </w:t>
+      </w:r>
+      <w:r>
+        <w:br/>
+      </w:r>
+      <w:r>
+        <w:rPr>
+          <w:rStyle w:val="VerbatimChar"/>
+        </w:rPr>
+        <w:t xml:space="preserve">[28] withr_3.0.3           cachem_1.1.0          yaml_2.3.12          </w:t>
+      </w:r>
+      <w:r>
+        <w:br/>
+      </w:r>
+      <w:r>
+        <w:rPr>
+          <w:rStyle w:val="VerbatimChar"/>
+        </w:rPr>
+        <w:t xml:space="preserve">[31] otel_0.2.0            tools_4.5.0           accrualPlot_1.0.10   </w:t>
+      </w:r>
+      <w:r>
+        <w:br/>
+      </w:r>
+      <w:r>
+        <w:rPr>
+          <w:rStyle w:val="VerbatimChar"/>
+        </w:rPr>
+        <w:t xml:space="preserve">[34] tzdb_0.5.0            memoise_2.0.1         dplyr_1.2.1          </w:t>
+      </w:r>
+      <w:r>
+        <w:br/>
+      </w:r>
+      <w:r>
+        <w:rPr>
+          <w:rStyle w:val="VerbatimChar"/>
+        </w:rPr>
+        <w:t xml:space="preserve">[37] ggplot2_4.0.3         curl_8.0.0            vctrs_0.7.3          </w:t>
+      </w:r>
+      <w:r>
+        <w:br/>
+      </w:r>
+      <w:r>
+        <w:rPr>
+          <w:rStyle w:val="VerbatimChar"/>
+        </w:rPr>
+        <w:t xml:space="preserve">[40] R6_2.6.1              lifecycle_1.0.5       stringr_1.6.0        </w:t>
+      </w:r>
+      <w:r>
+        <w:br/>
+      </w:r>
+      <w:r>
+        <w:rPr>
+          <w:rStyle w:val="VerbatimChar"/>
+        </w:rPr>
+        <w:t xml:space="preserve">[43] waldo_0.6.2           pkgconfig_2.0.3       desc_1.4.3           </w:t>
+      </w:r>
+      <w:r>
+        <w:br/>
+      </w:r>
+      <w:r>
+        <w:rPr>
+          <w:rStyle w:val="VerbatimChar"/>
+        </w:rPr>
+        <w:t xml:space="preserve">[46] gtable_0.3.6          pillar_1.11.1         glue_1.8.1           </w:t>
+      </w:r>
+      <w:r>
+        <w:br/>
+      </w:r>
+      <w:r>
+        <w:rPr>
+          <w:rStyle w:val="VerbatimChar"/>
+        </w:rPr>
+        <w:t xml:space="preserve">[49] gh_1.6.1              xfun_0.61             tibble_3.3.1         </w:t>
+      </w:r>
+      <w:r>
+        <w:br/>
+      </w:r>
+      <w:r>
+        <w:rPr>
+          <w:rStyle w:val="VerbatimChar"/>
+        </w:rPr>
+        <w:t xml:space="preserve">[52] tidyselect_1.2.1      knitr_1.52            farver_2.1.2         </w:t>
+      </w:r>
+      <w:r>
+        <w:br/>
+      </w:r>
+      <w:r>
+        <w:rPr>
+          <w:rStyle w:val="VerbatimChar"/>
+        </w:rPr>
+        <w:t xml:space="preserve">[55] htmltools_0.5.9       rmarkdown_2.32        readr_2.2.0          </w:t>
+      </w:r>
+      <w:r>
+        <w:br/>
+      </w:r>
+      <w:r>
+        <w:rPr>
+          <w:rStyle w:val="VerbatimChar"/>
+        </w:rPr>
+        <w:t xml:space="preserve">[58] pkgsearch_3.1.5       compiler_4.5.0        S7_0.2.2             </w:t>
       </w:r>
       <w:r>
         <w:br/>

--- a/wi/running_tests.docx
+++ b/wi/running_tests.docx
@@ -1394,7 +1394,7 @@
         <w:rPr>
           <w:rStyle w:val="VerbatimChar"/>
         </w:rPr>
-        <w:t xml:space="preserve">2026-09-28 </w:t>
+        <w:t xml:space="preserve">2026-09-29 </w:t>
       </w:r>
       <w:r>
         <w:br/>

--- a/wi/running_tests.docx
+++ b/wi/running_tests.docx
@@ -1394,7 +1394,7 @@
         <w:rPr>
           <w:rStyle w:val="VerbatimChar"/>
         </w:rPr>
-        <w:t xml:space="preserve">2026-09-29 </w:t>
+        <w:t xml:space="preserve">2026-09-30 </w:t>
       </w:r>
       <w:r>
         <w:br/>

--- a/wi/running_tests.docx
+++ b/wi/running_tests.docx
@@ -1394,7 +1394,7 @@
         <w:rPr>
           <w:rStyle w:val="VerbatimChar"/>
         </w:rPr>
-        <w:t xml:space="preserve">2026-09-30 </w:t>
+        <w:t xml:space="preserve">2026-10-01 </w:t>
       </w:r>
       <w:r>
         <w:br/>

--- a/wi/running_tests.docx
+++ b/wi/running_tests.docx
@@ -1394,7 +1394,7 @@
         <w:rPr>
           <w:rStyle w:val="VerbatimChar"/>
         </w:rPr>
-        <w:t xml:space="preserve">2026-10-01 </w:t>
+        <w:t xml:space="preserve">2026-10-02 </w:t>
       </w:r>
       <w:r>
         <w:br/>

--- a/wi/running_tests.docx
+++ b/wi/running_tests.docx
@@ -1394,7 +1394,7 @@
         <w:rPr>
           <w:rStyle w:val="VerbatimChar"/>
         </w:rPr>
-        <w:t xml:space="preserve">2026-10-02 </w:t>
+        <w:t xml:space="preserve">2026-10-06 </w:t>
       </w:r>
       <w:r>
         <w:br/>

--- a/wi/running_tests.docx
+++ b/wi/running_tests.docx
@@ -1394,7 +1394,7 @@
         <w:rPr>
           <w:rStyle w:val="VerbatimChar"/>
         </w:rPr>
-        <w:t xml:space="preserve">2026-10-06 </w:t>
+        <w:t xml:space="preserve">2026-10-07 </w:t>
       </w:r>
       <w:r>
         <w:br/>

--- a/wi/running_tests.docx
+++ b/wi/running_tests.docx
@@ -1394,7 +1394,7 @@
         <w:rPr>
           <w:rStyle w:val="VerbatimChar"/>
         </w:rPr>
-        <w:t xml:space="preserve">2026-10-07 </w:t>
+        <w:t xml:space="preserve">2026-10-08 </w:t>
       </w:r>
       <w:r>
         <w:br/>

--- a/wi/running_tests.docx
+++ b/wi/running_tests.docx
@@ -1394,7 +1394,7 @@
         <w:rPr>
           <w:rStyle w:val="VerbatimChar"/>
         </w:rPr>
-        <w:t xml:space="preserve">2026-10-08 </w:t>
+        <w:t xml:space="preserve">2026-10-14 </w:t>
       </w:r>
       <w:r>
         <w:br/>
@@ -1817,7 +1817,7 @@
         <w:rPr>
           <w:rStyle w:val="VerbatimChar"/>
         </w:rPr>
-        <w:t xml:space="preserve">[19] SCTORvalidation_0.4.5 httr_1.4.9            purrr_1.2.2          </w:t>
+        <w:t xml:space="preserve">[19] SCTORvalidation_0.4.6 httr_1.4.9            purrr_1.2.2          </w:t>
       </w:r>
       <w:r>
         <w:br/>
@@ -1979,7 +1979,7 @@
         <w:rPr>
           <w:rStyle w:val="VerbatimChar"/>
         </w:rPr>
-        <w:t xml:space="preserve">3996123fe8b6900efc077d76fa262d15483cd674</w:t>
+        <w:t xml:space="preserve">307d02c1470bcc14be7a56817326e243a64394b8</w:t>
       </w:r>
     </w:p>
     <w:tbl>

--- a/wi/running_tests.docx
+++ b/wi/running_tests.docx
@@ -1871,7 +1871,7 @@
         <w:rPr>
           <w:rStyle w:val="VerbatimChar"/>
         </w:rPr>
-        <w:t xml:space="preserve">[37] ggplot2_4.0.3         curl_8.0.0            vctrs_0.7.3          </w:t>
+        <w:t xml:space="preserve">[37] ggplot2_4.0.3         curl_8.1.0            vctrs_0.7.3          </w:t>
       </w:r>
       <w:r>
         <w:br/>

--- a/wi/running_tests.docx
+++ b/wi/running_tests.docx
@@ -1394,7 +1394,7 @@
         <w:rPr>
           <w:rStyle w:val="VerbatimChar"/>
         </w:rPr>
-        <w:t xml:space="preserve">2026-10-14 </w:t>
+        <w:t xml:space="preserve">2026-10-15 </w:t>
       </w:r>
       <w:r>
         <w:br/>

--- a/wi/running_tests.docx
+++ b/wi/running_tests.docx
@@ -1394,7 +1394,7 @@
         <w:rPr>
           <w:rStyle w:val="VerbatimChar"/>
         </w:rPr>
-        <w:t xml:space="preserve">2026-10-15 </w:t>
+        <w:t xml:space="preserve">2026-10-16 </w:t>
       </w:r>
       <w:r>
         <w:br/>
@@ -1907,7 +1907,7 @@
         <w:rPr>
           <w:rStyle w:val="VerbatimChar"/>
         </w:rPr>
-        <w:t xml:space="preserve">[49] gh_1.6.1              xfun_0.61             tibble_3.3.1         </w:t>
+        <w:t xml:space="preserve">[49] gh_1.6.1              xfun_0.62             tibble_3.3.1         </w:t>
       </w:r>
       <w:r>
         <w:br/>

--- a/wi/running_tests.docx
+++ b/wi/running_tests.docx
@@ -1394,7 +1394,7 @@
         <w:rPr>
           <w:rStyle w:val="VerbatimChar"/>
         </w:rPr>
-        <w:t xml:space="preserve">2026-10-16 </w:t>
+        <w:t xml:space="preserve">2026-10-19 </w:t>
       </w:r>
       <w:r>
         <w:br/>

--- a/wi/running_tests.docx
+++ b/wi/running_tests.docx
@@ -1394,7 +1394,7 @@
         <w:rPr>
           <w:rStyle w:val="VerbatimChar"/>
         </w:rPr>
-        <w:t xml:space="preserve">2026-10-19 </w:t>
+        <w:t xml:space="preserve">2026-10-20 </w:t>
       </w:r>
       <w:r>
         <w:br/>

--- a/wi/running_tests.docx
+++ b/wi/running_tests.docx
@@ -1394,7 +1394,7 @@
         <w:rPr>
           <w:rStyle w:val="VerbatimChar"/>
         </w:rPr>
-        <w:t xml:space="preserve">2026-10-20 </w:t>
+        <w:t xml:space="preserve">2026-10-21 </w:t>
       </w:r>
       <w:r>
         <w:br/>

--- a/wi/running_tests.docx
+++ b/wi/running_tests.docx
@@ -1394,7 +1394,7 @@
         <w:rPr>
           <w:rStyle w:val="VerbatimChar"/>
         </w:rPr>
-        <w:t xml:space="preserve">2026-10-21 </w:t>
+        <w:t xml:space="preserve">2026-10-22 </w:t>
       </w:r>
       <w:r>
         <w:br/>

--- a/wi/running_tests.docx
+++ b/wi/running_tests.docx
@@ -1394,7 +1394,7 @@
         <w:rPr>
           <w:rStyle w:val="VerbatimChar"/>
         </w:rPr>
-        <w:t xml:space="preserve">2026-10-22 </w:t>
+        <w:t xml:space="preserve">2026-10-23 </w:t>
       </w:r>
       <w:r>
         <w:br/>

--- a/wi/running_tests.docx
+++ b/wi/running_tests.docx
@@ -1394,7 +1394,7 @@
         <w:rPr>
           <w:rStyle w:val="VerbatimChar"/>
         </w:rPr>
-        <w:t xml:space="preserve">2026-10-23 </w:t>
+        <w:t xml:space="preserve">2026-10-26 </w:t>
       </w:r>
       <w:r>
         <w:br/>

--- a/wi/running_tests.docx
+++ b/wi/running_tests.docx
@@ -1394,7 +1394,7 @@
         <w:rPr>
           <w:rStyle w:val="VerbatimChar"/>
         </w:rPr>
-        <w:t xml:space="preserve">2026-10-26 </w:t>
+        <w:t xml:space="preserve">2026-10-27 </w:t>
       </w:r>
       <w:r>
         <w:br/>

--- a/wi/running_tests.docx
+++ b/wi/running_tests.docx
@@ -1394,7 +1394,7 @@
         <w:rPr>
           <w:rStyle w:val="VerbatimChar"/>
         </w:rPr>
-        <w:t xml:space="preserve">2026-10-27 </w:t>
+        <w:t xml:space="preserve">2026-10-28 </w:t>
       </w:r>
       <w:r>
         <w:br/>

--- a/wi/running_tests.docx
+++ b/wi/running_tests.docx
@@ -1394,7 +1394,7 @@
         <w:rPr>
           <w:rStyle w:val="VerbatimChar"/>
         </w:rPr>
-        <w:t xml:space="preserve">2026-10-28 </w:t>
+        <w:t xml:space="preserve">2026-10-29 </w:t>
       </w:r>
       <w:r>
         <w:br/>
